--- a/reserch/midterm_report/דוח אמצע פרויקט גמר.docx
+++ b/reserch/midterm_report/דוח אמצע פרויקט גמר.docx
@@ -4,19 +4,6 @@
   <w:body>
     <w:p>
       <w:pPr>
-        <w:pStyle w:val="Heading1"/>
-        <w:jc w:val="both"/>
-        <w:rPr>
-          <w:rFonts w:ascii="Arial" w:hAnsi="Arial" w:cs="Arial"/>
-          <w:color w:val="000000" w:themeColor="text1"/>
-          <w:sz w:val="72"/>
-          <w:szCs w:val="72"/>
-          <w:rtl/>
-        </w:rPr>
-      </w:pPr>
-    </w:p>
-    <w:p>
-      <w:pPr>
         <w:pStyle w:val="Title"/>
         <w:jc w:val="both"/>
         <w:rPr>
@@ -142,11 +129,14 @@
     <w:sdt>
       <w:sdtPr>
         <w:rPr>
-          <w:rFonts w:ascii="Arial" w:hAnsi="Arial" w:cs="Arial"/>
-          <w:color w:val="000000" w:themeColor="text1"/>
+          <w:rFonts w:ascii="Arial" w:eastAsiaTheme="minorHAnsi" w:hAnsi="Arial" w:cs="Arial"/>
+          <w:color w:val="000000" w:themeColor="text1"/>
+          <w:kern w:val="2"/>
           <w:sz w:val="40"/>
           <w:szCs w:val="40"/>
           <w:u w:val="single"/>
+          <w:lang w:bidi="he-IL"/>
+          <w14:ligatures w14:val="standardContextual"/>
         </w:rPr>
         <w:id w:val="195362862"/>
         <w:docPartObj>
@@ -156,18 +146,15 @@
       </w:sdtPr>
       <w:sdtEndPr>
         <w:rPr>
-          <w:rFonts w:asciiTheme="minorHAnsi" w:eastAsiaTheme="minorHAnsi" w:hAnsiTheme="minorHAnsi" w:cstheme="minorBidi"/>
+          <w:rFonts w:asciiTheme="minorHAnsi" w:hAnsiTheme="minorHAnsi" w:cstheme="minorBidi"/>
           <w:b/>
           <w:bCs/>
           <w:noProof/>
           <w:color w:val="auto"/>
-          <w:kern w:val="2"/>
           <w:sz w:val="22"/>
           <w:szCs w:val="22"/>
           <w:u w:val="none"/>
           <w:rtl/>
-          <w:lang w:bidi="he-IL"/>
-          <w14:ligatures w14:val="standardContextual"/>
         </w:rPr>
       </w:sdtEndPr>
       <w:sdtContent>
@@ -6264,16 +6251,7 @@
           <w:u w:val="single"/>
           <w:rtl/>
         </w:rPr>
-        <w:t xml:space="preserve">רובד </w:t>
-      </w:r>
-      <w:r>
-        <w:rPr>
-          <w:rFonts w:ascii="Arial" w:hAnsi="Arial" w:cs="Arial"/>
-          <w:color w:val="000000" w:themeColor="text1"/>
-          <w:u w:val="single"/>
-          <w:rtl/>
-        </w:rPr>
-        <w:t>שני</w:t>
+        <w:t>רובד שני</w:t>
       </w:r>
       <w:bookmarkEnd w:id="10"/>
     </w:p>
@@ -6318,7 +6296,6 @@
           <w:bCs/>
           <w:color w:val="000000" w:themeColor="text1"/>
           <w:u w:val="single"/>
-          <w:rtl/>
         </w:rPr>
       </w:pPr>
       <w:bookmarkStart w:id="11" w:name="_Toc224606287"/>
@@ -6338,18 +6315,292 @@
     </w:p>
     <w:p>
       <w:pPr>
+        <w:jc w:val="both"/>
+        <w:rPr>
+          <w:sz w:val="24"/>
+          <w:szCs w:val="24"/>
+          <w:lang w:val="en-IL"/>
+        </w:rPr>
+      </w:pPr>
+      <w:r>
+        <w:rPr>
+          <w:sz w:val="24"/>
+          <w:szCs w:val="24"/>
+          <w:rtl/>
+          <w:lang w:val="en-IL"/>
+        </w:rPr>
+        <w:t>בחלקה הראשון של עבודת הפרויקט, התמקדנו בבניית התשתית התיאורטית והמעשית להערכת עומק</w:t>
+      </w:r>
+      <w:r>
+        <w:rPr>
+          <w:sz w:val="24"/>
+          <w:szCs w:val="24"/>
+          <w:lang w:val="en-IL"/>
+        </w:rPr>
+        <w:t xml:space="preserve"> (Z) </w:t>
+      </w:r>
+      <w:r>
+        <w:rPr>
+          <w:sz w:val="24"/>
+          <w:szCs w:val="24"/>
+          <w:rtl/>
+          <w:lang w:val="en-IL"/>
+        </w:rPr>
+        <w:t>של רחפנים מתוך תמונה מונוקולרית בודדת. חקרנו את מגבלות המערכות הקיימות כיום בשוק, המסתמכות לרוב על חומרה כבדה ויקרה, והגדרנו את האתגר הגיאומטרי והחישובי הכרוך בחילוץ מימד שלישי מתוך היטל דו-ממדי</w:t>
+      </w:r>
+      <w:r>
+        <w:rPr>
+          <w:sz w:val="24"/>
+          <w:szCs w:val="24"/>
+          <w:lang w:val="en-IL"/>
+        </w:rPr>
+        <w:t>.</w:t>
+      </w:r>
+    </w:p>
+    <w:p>
+      <w:pPr>
+        <w:jc w:val="both"/>
+        <w:rPr>
+          <w:sz w:val="24"/>
+          <w:szCs w:val="24"/>
+          <w:rtl/>
+          <w:lang w:val="en-IL"/>
+        </w:rPr>
+      </w:pPr>
+      <w:r>
+        <w:rPr>
+          <w:sz w:val="24"/>
+          <w:szCs w:val="24"/>
+          <w:rtl/>
+          <w:lang w:val="en-IL"/>
+        </w:rPr>
+        <w:t xml:space="preserve">עד כה, השלמנו את הסקירה הספרותית והבנו לעומק את הארכיטקטורות הנדרשות ללמידה עמוקה בראייה ממוחשבת, ואת המודלים הגיאומטריים של המצלמה. </w:t>
+      </w:r>
+    </w:p>
+    <w:p>
+      <w:pPr>
+        <w:jc w:val="both"/>
+        <w:rPr>
+          <w:sz w:val="24"/>
+          <w:szCs w:val="24"/>
+          <w:rtl/>
+          <w:lang w:val="en-IL"/>
+        </w:rPr>
+      </w:pPr>
+      <w:r>
+        <w:rPr>
+          <w:sz w:val="24"/>
+          <w:szCs w:val="24"/>
+          <w:rtl/>
+          <w:lang w:val="en-IL"/>
+        </w:rPr>
+        <w:t>ההישג המרכזי שלנו בשלב זה הוא יצירת צינור נתונים</w:t>
+      </w:r>
+      <w:r>
+        <w:rPr>
+          <w:sz w:val="24"/>
+          <w:szCs w:val="24"/>
+          <w:lang w:val="en-IL"/>
+        </w:rPr>
+        <w:t xml:space="preserve"> (Data Pipeline) </w:t>
+      </w:r>
+      <w:r>
+        <w:rPr>
+          <w:sz w:val="24"/>
+          <w:szCs w:val="24"/>
+          <w:rtl/>
+          <w:lang w:val="en-IL"/>
+        </w:rPr>
+        <w:t>שלם. מכיוון שדאטה אמיתי ומתוייג של רחפנים עם עומק מדויק הוא נדיר, השתמשנו במנוע</w:t>
+      </w:r>
+      <w:r>
+        <w:rPr>
+          <w:sz w:val="24"/>
+          <w:szCs w:val="24"/>
+          <w:lang w:val="en-IL"/>
+        </w:rPr>
+        <w:t xml:space="preserve"> Unreal </w:t>
+      </w:r>
+      <w:r>
+        <w:rPr>
+          <w:sz w:val="24"/>
+          <w:szCs w:val="24"/>
+          <w:rtl/>
+          <w:lang w:val="en-IL"/>
+        </w:rPr>
+        <w:t xml:space="preserve">כדי להפיק דאטה-סט סינתטי נרחב. </w:t>
+      </w:r>
+    </w:p>
+    <w:p>
+      <w:pPr>
+        <w:jc w:val="both"/>
+        <w:rPr>
+          <w:sz w:val="24"/>
+          <w:szCs w:val="24"/>
+          <w:lang w:val="en-IL"/>
+        </w:rPr>
+      </w:pPr>
+      <w:r>
+        <w:rPr>
+          <w:sz w:val="24"/>
+          <w:szCs w:val="24"/>
+          <w:rtl/>
+          <w:lang w:val="en-IL"/>
+        </w:rPr>
+        <w:t>יצרנו מאות תמונות בתנאי סביבה, מרחקים וזוויות משתנים, תוך חילוץ נתוני</w:t>
+      </w:r>
+      <w:r>
+        <w:rPr>
+          <w:sz w:val="24"/>
+          <w:szCs w:val="24"/>
+          <w:lang w:val="en-IL"/>
+        </w:rPr>
+        <w:t xml:space="preserve"> Ground Truth </w:t>
+      </w:r>
+      <w:r>
+        <w:rPr>
+          <w:sz w:val="24"/>
+          <w:szCs w:val="24"/>
+          <w:rtl/>
+          <w:lang w:val="en-IL"/>
+        </w:rPr>
+        <w:t>מדויקים הכוללים תיבות תוחמות</w:t>
+      </w:r>
+      <w:r>
+        <w:rPr>
+          <w:sz w:val="24"/>
+          <w:szCs w:val="24"/>
+          <w:lang w:val="en-IL"/>
+        </w:rPr>
+        <w:t xml:space="preserve"> (Bounding Boxes) </w:t>
+      </w:r>
+      <w:r>
+        <w:rPr>
+          <w:sz w:val="24"/>
+          <w:szCs w:val="24"/>
+          <w:rtl/>
+          <w:lang w:val="en-IL"/>
+        </w:rPr>
+        <w:t>ומרחק מטרי. המידע מסונן ומאורגן אוטומטית, והוא נמצא בשלבי יצירה כעת, כך שלבינתיים קיים דאטה-סט עבור מרחקים קטנים שנוכל כבר להשתמש בו</w:t>
+      </w:r>
+      <w:r>
+        <w:rPr>
+          <w:sz w:val="24"/>
+          <w:szCs w:val="24"/>
+          <w:lang w:val="en-IL"/>
+        </w:rPr>
+        <w:t>.</w:t>
+      </w:r>
+    </w:p>
+    <w:p>
+      <w:pPr>
+        <w:jc w:val="both"/>
+        <w:rPr>
+          <w:sz w:val="24"/>
+          <w:szCs w:val="24"/>
+          <w:lang w:val="en-IL"/>
+        </w:rPr>
+      </w:pPr>
+      <w:r>
+        <w:rPr>
+          <w:sz w:val="24"/>
+          <w:szCs w:val="24"/>
+          <w:rtl/>
+          <w:lang w:val="en-IL"/>
+        </w:rPr>
+        <w:t xml:space="preserve">בשלבים הבאים של הפרויקט, נסיים לייצר את הדאטה-סט שלנו כך שהמיקוד יעבור משלב הכנת הנתונים לשלב האימון והאינטגרציה. אנו מתכננים לשלב את מודלי רשתות הערכת העומק עם אלגוריתמים גיאומטריים משלימים, לאמן את המערכת על הדאטה הסינתטי שיצרנו, ולכייל את המרת העומק היחסי לעומק מטרי מדויק. </w:t>
+      </w:r>
+    </w:p>
+    <w:p>
+      <w:pPr>
+        <w:jc w:val="both"/>
+        <w:rPr>
+          <w:sz w:val="24"/>
+          <w:szCs w:val="24"/>
+          <w:lang w:val="en-IL"/>
+        </w:rPr>
+      </w:pPr>
+      <w:r>
+        <w:rPr>
+          <w:sz w:val="24"/>
+          <w:szCs w:val="24"/>
+          <w:rtl/>
+          <w:lang w:val="en-IL"/>
+        </w:rPr>
+        <w:t>האתגר המרכזי הבא יהיה בחינת המודל על נתונים אמיתיים והתמודדות עם פערי הדומיין</w:t>
+      </w:r>
+      <w:r>
+        <w:rPr>
+          <w:sz w:val="24"/>
+          <w:szCs w:val="24"/>
+          <w:lang w:val="en-IL"/>
+        </w:rPr>
+        <w:t xml:space="preserve"> (Domain Gap)</w:t>
+      </w:r>
+      <w:r>
+        <w:rPr>
+          <w:rFonts w:hint="cs"/>
+          <w:sz w:val="24"/>
+          <w:szCs w:val="24"/>
+          <w:rtl/>
+          <w:lang w:val="en-IL"/>
+        </w:rPr>
+        <w:t>,</w:t>
+      </w:r>
+      <w:r>
+        <w:rPr>
+          <w:sz w:val="24"/>
+          <w:szCs w:val="24"/>
+          <w:lang w:val="en-IL"/>
+        </w:rPr>
+        <w:t xml:space="preserve"> </w:t>
+      </w:r>
+      <w:r>
+        <w:rPr>
+          <w:sz w:val="24"/>
+          <w:szCs w:val="24"/>
+          <w:rtl/>
+          <w:lang w:val="en-IL"/>
+        </w:rPr>
+        <w:t>במטרה להוכיח שהמערכת מסוגלת לספק לוקליזציה תלת-מימדית אמינה גם מחוץ לסימולטור</w:t>
+      </w:r>
+      <w:r>
+        <w:rPr>
+          <w:sz w:val="24"/>
+          <w:szCs w:val="24"/>
+          <w:lang w:val="en-IL"/>
+        </w:rPr>
+        <w:t>."</w:t>
+      </w:r>
+    </w:p>
+    <w:p>
+      <w:pPr>
+        <w:rPr>
+          <w:sz w:val="24"/>
+          <w:szCs w:val="24"/>
+          <w:rtl/>
+          <w:lang w:val="en-IL"/>
+        </w:rPr>
+      </w:pPr>
+    </w:p>
+    <w:p>
+      <w:pPr>
         <w:bidi w:val="0"/>
         <w:jc w:val="both"/>
         <w:rPr>
           <w:rFonts w:ascii="Arial" w:hAnsi="Arial" w:cs="Arial"/>
           <w:color w:val="000000" w:themeColor="text1"/>
-          <w:rtl/>
-        </w:rPr>
-      </w:pPr>
-      <w:r>
-        <w:rPr>
-          <w:rFonts w:ascii="Arial" w:hAnsi="Arial" w:cs="Arial"/>
-          <w:color w:val="000000" w:themeColor="text1"/>
+          <w:sz w:val="24"/>
+          <w:szCs w:val="24"/>
+          <w:rtl/>
+        </w:rPr>
+      </w:pPr>
+      <w:r>
+        <w:rPr>
+          <w:rFonts w:ascii="Arial" w:hAnsi="Arial" w:cs="Arial"/>
+          <w:color w:val="000000" w:themeColor="text1"/>
+          <w:sz w:val="24"/>
+          <w:szCs w:val="24"/>
           <w:rtl/>
         </w:rPr>
         <w:br w:type="page"/>
@@ -6389,6 +6640,866 @@
         <w:rPr>
           <w:rFonts w:ascii="Arial" w:hAnsi="Arial" w:cs="Arial"/>
           <w:color w:val="000000" w:themeColor="text1"/>
+          <w:sz w:val="24"/>
+          <w:szCs w:val="24"/>
+          <w:lang w:val="en-IL"/>
+        </w:rPr>
+      </w:pPr>
+      <w:r>
+        <w:rPr>
+          <w:rFonts w:ascii="Arial" w:hAnsi="Arial" w:cs="Arial"/>
+          <w:color w:val="000000" w:themeColor="text1"/>
+          <w:sz w:val="24"/>
+          <w:szCs w:val="24"/>
+          <w:rtl/>
+        </w:rPr>
+        <w:t>לצורך השלמת הפרויקט ועמידה ביעדים שהוגדרו, תוכננו אבני הדרך הבאות להמשך הסמסטר</w:t>
+      </w:r>
+      <w:r>
+        <w:rPr>
+          <w:rFonts w:ascii="Arial" w:hAnsi="Arial" w:cs="Arial"/>
+          <w:color w:val="000000" w:themeColor="text1"/>
+          <w:sz w:val="24"/>
+          <w:szCs w:val="24"/>
+          <w:lang w:val="en-IL"/>
+        </w:rPr>
+        <w:t>:</w:t>
+      </w:r>
+    </w:p>
+    <w:p>
+      <w:pPr>
+        <w:numPr>
+          <w:ilvl w:val="0"/>
+          <w:numId w:val="4"/>
+        </w:numPr>
+        <w:jc w:val="both"/>
+        <w:rPr>
+          <w:rFonts w:ascii="Arial" w:hAnsi="Arial" w:cs="Arial"/>
+          <w:color w:val="000000" w:themeColor="text1"/>
+          <w:sz w:val="24"/>
+          <w:szCs w:val="24"/>
+          <w:lang w:val="en-IL"/>
+        </w:rPr>
+      </w:pPr>
+      <w:r>
+        <w:rPr>
+          <w:rFonts w:ascii="Arial" w:hAnsi="Arial" w:cs="Arial"/>
+          <w:b/>
+          <w:bCs/>
+          <w:color w:val="000000" w:themeColor="text1"/>
+          <w:sz w:val="24"/>
+          <w:szCs w:val="24"/>
+          <w:rtl/>
+        </w:rPr>
+        <w:t>השלמת מסד הנתונים הסינתטי</w:t>
+      </w:r>
+    </w:p>
+    <w:p>
+      <w:pPr>
+        <w:numPr>
+          <w:ilvl w:val="1"/>
+          <w:numId w:val="4"/>
+        </w:numPr>
+        <w:jc w:val="both"/>
+        <w:rPr>
+          <w:rFonts w:ascii="Arial" w:hAnsi="Arial" w:cs="Arial"/>
+          <w:color w:val="000000" w:themeColor="text1"/>
+          <w:sz w:val="24"/>
+          <w:szCs w:val="24"/>
+          <w:lang w:val="en-IL"/>
+        </w:rPr>
+      </w:pPr>
+      <w:r>
+        <w:rPr>
+          <w:rFonts w:ascii="Arial" w:hAnsi="Arial" w:cs="Arial"/>
+          <w:color w:val="000000" w:themeColor="text1"/>
+          <w:sz w:val="24"/>
+          <w:szCs w:val="24"/>
+          <w:rtl/>
+        </w:rPr>
+        <w:t>סיום יצירת התמונות במנוע</w:t>
+      </w:r>
+      <w:r>
+        <w:rPr>
+          <w:rFonts w:ascii="Arial" w:hAnsi="Arial" w:cs="Arial"/>
+          <w:color w:val="000000" w:themeColor="text1"/>
+          <w:sz w:val="24"/>
+          <w:szCs w:val="24"/>
+          <w:lang w:val="en-IL"/>
+        </w:rPr>
+        <w:t xml:space="preserve"> Unreal Engine </w:t>
+      </w:r>
+      <w:r>
+        <w:rPr>
+          <w:rFonts w:ascii="Arial" w:hAnsi="Arial" w:cs="Arial"/>
+          <w:color w:val="000000" w:themeColor="text1"/>
+          <w:sz w:val="24"/>
+          <w:szCs w:val="24"/>
+          <w:rtl/>
+        </w:rPr>
+        <w:t>עבור כלל טווחי המרחקים והתרחישים הנדרשים (תנאי תאורה, מזג אוויר וזוויות שונות)</w:t>
+      </w:r>
+      <w:r>
+        <w:rPr>
+          <w:rFonts w:ascii="Arial" w:hAnsi="Arial" w:cs="Arial"/>
+          <w:color w:val="000000" w:themeColor="text1"/>
+          <w:sz w:val="24"/>
+          <w:szCs w:val="24"/>
+          <w:lang w:val="en-IL"/>
+        </w:rPr>
+        <w:t>.</w:t>
+      </w:r>
+    </w:p>
+    <w:p>
+      <w:pPr>
+        <w:numPr>
+          <w:ilvl w:val="1"/>
+          <w:numId w:val="4"/>
+        </w:numPr>
+        <w:jc w:val="both"/>
+        <w:rPr>
+          <w:rFonts w:ascii="Arial" w:hAnsi="Arial" w:cs="Arial"/>
+          <w:color w:val="000000" w:themeColor="text1"/>
+          <w:sz w:val="24"/>
+          <w:szCs w:val="24"/>
+          <w:lang w:val="en-IL"/>
+        </w:rPr>
+      </w:pPr>
+      <w:r>
+        <w:rPr>
+          <w:rFonts w:ascii="Arial" w:hAnsi="Arial" w:cs="Arial"/>
+          <w:color w:val="000000" w:themeColor="text1"/>
+          <w:sz w:val="24"/>
+          <w:szCs w:val="24"/>
+          <w:rtl/>
+        </w:rPr>
+        <w:t>סינון, ארגון ואימות סופי של נתוני ה</w:t>
+      </w:r>
+      <w:r>
+        <w:rPr>
+          <w:rFonts w:ascii="Arial" w:hAnsi="Arial" w:cs="Arial"/>
+          <w:color w:val="000000" w:themeColor="text1"/>
+          <w:sz w:val="24"/>
+          <w:szCs w:val="24"/>
+          <w:lang w:val="en-IL"/>
+        </w:rPr>
+        <w:t>Ground Truth</w:t>
+      </w:r>
+      <w:r>
+        <w:rPr>
+          <w:rFonts w:ascii="Arial" w:hAnsi="Arial" w:cs="Arial" w:hint="cs"/>
+          <w:color w:val="000000" w:themeColor="text1"/>
+          <w:sz w:val="24"/>
+          <w:szCs w:val="24"/>
+          <w:rtl/>
+          <w:lang w:val="en-IL"/>
+        </w:rPr>
+        <w:t xml:space="preserve"> ו</w:t>
+      </w:r>
+      <w:r>
+        <w:rPr>
+          <w:rFonts w:ascii="Arial" w:hAnsi="Arial" w:cs="Arial" w:hint="cs"/>
+          <w:color w:val="000000" w:themeColor="text1"/>
+          <w:sz w:val="24"/>
+          <w:szCs w:val="24"/>
+          <w:rtl/>
+          <w:lang w:val="en-IL"/>
+        </w:rPr>
+        <w:t>יצירת ה</w:t>
+      </w:r>
+      <w:r>
+        <w:rPr>
+          <w:rFonts w:ascii="Arial" w:hAnsi="Arial" w:cs="Arial"/>
+          <w:color w:val="000000" w:themeColor="text1"/>
+          <w:sz w:val="24"/>
+          <w:szCs w:val="24"/>
+          <w:lang w:val="en-IL"/>
+        </w:rPr>
+        <w:t xml:space="preserve">bounding boxes </w:t>
+      </w:r>
+      <w:r>
+        <w:rPr>
+          <w:rFonts w:ascii="Arial" w:hAnsi="Arial" w:cs="Arial" w:hint="cs"/>
+          <w:color w:val="000000" w:themeColor="text1"/>
+          <w:sz w:val="24"/>
+          <w:szCs w:val="24"/>
+          <w:rtl/>
+          <w:lang w:val="en-IL"/>
+        </w:rPr>
+        <w:t xml:space="preserve"> עבור התמונות</w:t>
+      </w:r>
+      <w:r>
+        <w:rPr>
+          <w:rFonts w:ascii="Arial" w:hAnsi="Arial" w:cs="Arial"/>
+          <w:color w:val="000000" w:themeColor="text1"/>
+          <w:sz w:val="24"/>
+          <w:szCs w:val="24"/>
+          <w:lang w:val="en-IL"/>
+        </w:rPr>
+        <w:t>.</w:t>
+      </w:r>
+    </w:p>
+    <w:p>
+      <w:pPr>
+        <w:numPr>
+          <w:ilvl w:val="0"/>
+          <w:numId w:val="4"/>
+        </w:numPr>
+        <w:jc w:val="both"/>
+        <w:rPr>
+          <w:rFonts w:ascii="Arial" w:hAnsi="Arial" w:cs="Arial"/>
+          <w:color w:val="000000" w:themeColor="text1"/>
+          <w:sz w:val="24"/>
+          <w:szCs w:val="24"/>
+          <w:lang w:val="en-IL"/>
+        </w:rPr>
+      </w:pPr>
+      <w:r>
+        <w:rPr>
+          <w:rFonts w:ascii="Arial" w:hAnsi="Arial" w:cs="Arial"/>
+          <w:b/>
+          <w:bCs/>
+          <w:color w:val="000000" w:themeColor="text1"/>
+          <w:sz w:val="24"/>
+          <w:szCs w:val="24"/>
+          <w:rtl/>
+        </w:rPr>
+        <w:t>אימון מודלי רשתות והערכת עומק</w:t>
+      </w:r>
+    </w:p>
+    <w:p>
+      <w:pPr>
+        <w:numPr>
+          <w:ilvl w:val="1"/>
+          <w:numId w:val="4"/>
+        </w:numPr>
+        <w:jc w:val="both"/>
+        <w:rPr>
+          <w:rFonts w:ascii="Arial" w:hAnsi="Arial" w:cs="Arial"/>
+          <w:color w:val="000000" w:themeColor="text1"/>
+          <w:sz w:val="24"/>
+          <w:szCs w:val="24"/>
+          <w:lang w:val="en-IL"/>
+        </w:rPr>
+      </w:pPr>
+      <w:r>
+        <w:rPr>
+          <w:rFonts w:ascii="Arial" w:hAnsi="Arial" w:cs="Arial"/>
+          <w:color w:val="000000" w:themeColor="text1"/>
+          <w:sz w:val="24"/>
+          <w:szCs w:val="24"/>
+          <w:rtl/>
+        </w:rPr>
+        <w:t>אימון רשת הערכת העומק על הנתונים לחילוץ מפת עומק יחסית</w:t>
+      </w:r>
+      <w:r>
+        <w:rPr>
+          <w:rFonts w:ascii="Arial" w:hAnsi="Arial" w:cs="Arial"/>
+          <w:color w:val="000000" w:themeColor="text1"/>
+          <w:sz w:val="24"/>
+          <w:szCs w:val="24"/>
+          <w:lang w:val="en-IL"/>
+        </w:rPr>
+        <w:t>.</w:t>
+      </w:r>
+    </w:p>
+    <w:p>
+      <w:pPr>
+        <w:numPr>
+          <w:ilvl w:val="1"/>
+          <w:numId w:val="4"/>
+        </w:numPr>
+        <w:jc w:val="both"/>
+        <w:rPr>
+          <w:rFonts w:ascii="Arial" w:hAnsi="Arial" w:cs="Arial"/>
+          <w:color w:val="000000" w:themeColor="text1"/>
+          <w:sz w:val="24"/>
+          <w:szCs w:val="24"/>
+          <w:lang w:val="en-IL"/>
+        </w:rPr>
+      </w:pPr>
+      <w:r>
+        <w:rPr>
+          <w:rFonts w:ascii="Arial" w:hAnsi="Arial" w:cs="Arial" w:hint="cs"/>
+          <w:color w:val="000000" w:themeColor="text1"/>
+          <w:sz w:val="24"/>
+          <w:szCs w:val="24"/>
+          <w:rtl/>
+          <w:lang w:val="en-IL"/>
+        </w:rPr>
+        <w:t>ניסוי של דרחים שונים לאמן את המודל</w:t>
+      </w:r>
+      <w:r>
+        <w:rPr>
+          <w:rFonts w:ascii="Arial" w:hAnsi="Arial" w:cs="Arial" w:hint="cs"/>
+          <w:color w:val="000000" w:themeColor="text1"/>
+          <w:sz w:val="24"/>
+          <w:szCs w:val="24"/>
+          <w:rtl/>
+          <w:lang w:val="en-IL"/>
+        </w:rPr>
+        <w:t xml:space="preserve"> בשביל לקבל תוצאות אופטימאילות</w:t>
+      </w:r>
+      <w:r>
+        <w:rPr>
+          <w:rFonts w:ascii="Arial" w:hAnsi="Arial" w:cs="Arial" w:hint="cs"/>
+          <w:color w:val="000000" w:themeColor="text1"/>
+          <w:sz w:val="24"/>
+          <w:szCs w:val="24"/>
+          <w:rtl/>
+          <w:lang w:val="en-IL"/>
+        </w:rPr>
+        <w:t>.</w:t>
+      </w:r>
+    </w:p>
+    <w:p>
+      <w:pPr>
+        <w:numPr>
+          <w:ilvl w:val="0"/>
+          <w:numId w:val="4"/>
+        </w:numPr>
+        <w:jc w:val="both"/>
+        <w:rPr>
+          <w:rFonts w:ascii="Arial" w:hAnsi="Arial" w:cs="Arial"/>
+          <w:color w:val="000000" w:themeColor="text1"/>
+          <w:sz w:val="24"/>
+          <w:szCs w:val="24"/>
+          <w:lang w:val="en-IL"/>
+        </w:rPr>
+      </w:pPr>
+      <w:r>
+        <w:rPr>
+          <w:rFonts w:ascii="Arial" w:hAnsi="Arial" w:cs="Arial"/>
+          <w:b/>
+          <w:bCs/>
+          <w:color w:val="000000" w:themeColor="text1"/>
+          <w:sz w:val="24"/>
+          <w:szCs w:val="24"/>
+          <w:rtl/>
+        </w:rPr>
+        <w:t>כיול מתמטי והמרת עומק</w:t>
+      </w:r>
+    </w:p>
+    <w:p>
+      <w:pPr>
+        <w:numPr>
+          <w:ilvl w:val="1"/>
+          <w:numId w:val="4"/>
+        </w:numPr>
+        <w:jc w:val="both"/>
+        <w:rPr>
+          <w:rFonts w:ascii="Arial" w:hAnsi="Arial" w:cs="Arial"/>
+          <w:color w:val="000000" w:themeColor="text1"/>
+          <w:sz w:val="24"/>
+          <w:szCs w:val="24"/>
+          <w:lang w:val="en-IL"/>
+        </w:rPr>
+      </w:pPr>
+      <w:r>
+        <w:rPr>
+          <w:rFonts w:ascii="Arial" w:hAnsi="Arial" w:cs="Arial"/>
+          <w:color w:val="000000" w:themeColor="text1"/>
+          <w:sz w:val="24"/>
+          <w:szCs w:val="24"/>
+          <w:rtl/>
+        </w:rPr>
+        <w:t>יישום פונקציית הכיול להמרת העומק היחסי</w:t>
+      </w:r>
+      <w:r>
+        <w:rPr>
+          <w:rFonts w:ascii="Arial" w:hAnsi="Arial" w:cs="Arial"/>
+          <w:color w:val="000000" w:themeColor="text1"/>
+          <w:sz w:val="24"/>
+          <w:szCs w:val="24"/>
+          <w:lang w:val="en-IL"/>
+        </w:rPr>
+        <w:t xml:space="preserve"> (d) </w:t>
+      </w:r>
+      <w:r>
+        <w:rPr>
+          <w:rFonts w:ascii="Arial" w:hAnsi="Arial" w:cs="Arial"/>
+          <w:color w:val="000000" w:themeColor="text1"/>
+          <w:sz w:val="24"/>
+          <w:szCs w:val="24"/>
+          <w:rtl/>
+        </w:rPr>
+        <w:t>לעומק מטרי מוחלט</w:t>
+      </w:r>
+      <w:r>
+        <w:rPr>
+          <w:rFonts w:ascii="Arial" w:hAnsi="Arial" w:cs="Arial"/>
+          <w:color w:val="000000" w:themeColor="text1"/>
+          <w:sz w:val="24"/>
+          <w:szCs w:val="24"/>
+          <w:lang w:val="en-IL"/>
+        </w:rPr>
+        <w:t xml:space="preserve"> (Z) </w:t>
+      </w:r>
+      <w:r>
+        <w:rPr>
+          <w:rFonts w:ascii="Arial" w:hAnsi="Arial" w:cs="Arial"/>
+          <w:color w:val="000000" w:themeColor="text1"/>
+          <w:sz w:val="24"/>
+          <w:szCs w:val="24"/>
+          <w:rtl/>
+        </w:rPr>
+        <w:t>במטרים</w:t>
+      </w:r>
+      <w:r>
+        <w:rPr>
+          <w:rFonts w:ascii="Arial" w:hAnsi="Arial" w:cs="Arial"/>
+          <w:color w:val="000000" w:themeColor="text1"/>
+          <w:sz w:val="24"/>
+          <w:szCs w:val="24"/>
+          <w:lang w:val="en-IL"/>
+        </w:rPr>
+        <w:t>.</w:t>
+      </w:r>
+    </w:p>
+    <w:p>
+      <w:pPr>
+        <w:numPr>
+          <w:ilvl w:val="1"/>
+          <w:numId w:val="4"/>
+        </w:numPr>
+        <w:jc w:val="both"/>
+        <w:rPr>
+          <w:rFonts w:ascii="Arial" w:hAnsi="Arial" w:cs="Arial"/>
+          <w:color w:val="000000" w:themeColor="text1"/>
+          <w:sz w:val="24"/>
+          <w:szCs w:val="24"/>
+          <w:lang w:val="en-IL"/>
+        </w:rPr>
+      </w:pPr>
+      <w:r>
+        <w:rPr>
+          <w:rFonts w:ascii="Arial" w:hAnsi="Arial" w:cs="Arial"/>
+          <w:color w:val="000000" w:themeColor="text1"/>
+          <w:sz w:val="24"/>
+          <w:szCs w:val="24"/>
+          <w:rtl/>
+        </w:rPr>
+        <w:t>אימות מודל המצלמה</w:t>
+      </w:r>
+      <w:r>
+        <w:rPr>
+          <w:rFonts w:ascii="Arial" w:hAnsi="Arial" w:cs="Arial"/>
+          <w:color w:val="000000" w:themeColor="text1"/>
+          <w:sz w:val="24"/>
+          <w:szCs w:val="24"/>
+          <w:lang w:val="en-IL"/>
+        </w:rPr>
+        <w:t xml:space="preserve"> (Pinhole) </w:t>
+      </w:r>
+      <w:r>
+        <w:rPr>
+          <w:rFonts w:ascii="Arial" w:hAnsi="Arial" w:cs="Arial"/>
+          <w:color w:val="000000" w:themeColor="text1"/>
+          <w:sz w:val="24"/>
+          <w:szCs w:val="24"/>
+          <w:rtl/>
+        </w:rPr>
+        <w:t>והטלות הגיאומטריה על פלטי המודל כדי לוודא דיוק במיקום המרחבי</w:t>
+      </w:r>
+      <w:r>
+        <w:rPr>
+          <w:rFonts w:ascii="Arial" w:hAnsi="Arial" w:cs="Arial"/>
+          <w:color w:val="000000" w:themeColor="text1"/>
+          <w:sz w:val="24"/>
+          <w:szCs w:val="24"/>
+          <w:lang w:val="en-IL"/>
+        </w:rPr>
+        <w:t>.</w:t>
+      </w:r>
+    </w:p>
+    <w:p>
+      <w:pPr>
+        <w:numPr>
+          <w:ilvl w:val="0"/>
+          <w:numId w:val="4"/>
+        </w:numPr>
+        <w:jc w:val="both"/>
+        <w:rPr>
+          <w:rFonts w:ascii="Arial" w:hAnsi="Arial" w:cs="Arial"/>
+          <w:color w:val="000000" w:themeColor="text1"/>
+          <w:sz w:val="24"/>
+          <w:szCs w:val="24"/>
+          <w:lang w:val="en-IL"/>
+        </w:rPr>
+      </w:pPr>
+      <w:r>
+        <w:rPr>
+          <w:rFonts w:ascii="Arial" w:hAnsi="Arial" w:cs="Arial"/>
+          <w:b/>
+          <w:bCs/>
+          <w:color w:val="000000" w:themeColor="text1"/>
+          <w:sz w:val="24"/>
+          <w:szCs w:val="24"/>
+          <w:rtl/>
+        </w:rPr>
+        <w:t>התמודדות עם פערי דומיין</w:t>
+      </w:r>
+    </w:p>
+    <w:p>
+      <w:pPr>
+        <w:numPr>
+          <w:ilvl w:val="1"/>
+          <w:numId w:val="4"/>
+        </w:numPr>
+        <w:jc w:val="both"/>
+        <w:rPr>
+          <w:rFonts w:ascii="Arial" w:hAnsi="Arial" w:cs="Arial"/>
+          <w:color w:val="000000" w:themeColor="text1"/>
+          <w:sz w:val="24"/>
+          <w:szCs w:val="24"/>
+          <w:lang w:val="en-IL"/>
+        </w:rPr>
+      </w:pPr>
+      <w:r>
+        <w:rPr>
+          <w:rFonts w:ascii="Arial" w:hAnsi="Arial" w:cs="Arial"/>
+          <w:color w:val="000000" w:themeColor="text1"/>
+          <w:sz w:val="24"/>
+          <w:szCs w:val="24"/>
+          <w:rtl/>
+        </w:rPr>
+        <w:t>בחינת המערכת על נתוני תמונות של רחפנים אמיתיים מחוץ לסביבת הסימולטור</w:t>
+      </w:r>
+      <w:r>
+        <w:rPr>
+          <w:rFonts w:ascii="Arial" w:hAnsi="Arial" w:cs="Arial"/>
+          <w:color w:val="000000" w:themeColor="text1"/>
+          <w:sz w:val="24"/>
+          <w:szCs w:val="24"/>
+          <w:lang w:val="en-IL"/>
+        </w:rPr>
+        <w:t>.</w:t>
+      </w:r>
+    </w:p>
+    <w:p>
+      <w:pPr>
+        <w:numPr>
+          <w:ilvl w:val="1"/>
+          <w:numId w:val="4"/>
+        </w:numPr>
+        <w:jc w:val="both"/>
+        <w:rPr>
+          <w:rFonts w:ascii="Arial" w:hAnsi="Arial" w:cs="Arial"/>
+          <w:color w:val="000000" w:themeColor="text1"/>
+          <w:sz w:val="24"/>
+          <w:szCs w:val="24"/>
+          <w:lang w:val="en-IL"/>
+        </w:rPr>
+      </w:pPr>
+      <w:r>
+        <w:rPr>
+          <w:rFonts w:ascii="Arial" w:hAnsi="Arial" w:cs="Arial"/>
+          <w:color w:val="000000" w:themeColor="text1"/>
+          <w:sz w:val="24"/>
+          <w:szCs w:val="24"/>
+          <w:rtl/>
+        </w:rPr>
+        <w:t>ביצוע התאמות, כיולים, ואולי אף שימוש בטכניקות</w:t>
+      </w:r>
+      <w:r>
+        <w:rPr>
+          <w:rFonts w:ascii="Arial" w:hAnsi="Arial" w:cs="Arial"/>
+          <w:color w:val="000000" w:themeColor="text1"/>
+          <w:sz w:val="24"/>
+          <w:szCs w:val="24"/>
+          <w:lang w:val="en-IL"/>
+        </w:rPr>
+        <w:t xml:space="preserve"> Transfer Learning </w:t>
+      </w:r>
+      <w:r>
+        <w:rPr>
+          <w:rFonts w:ascii="Arial" w:hAnsi="Arial" w:cs="Arial"/>
+          <w:color w:val="000000" w:themeColor="text1"/>
+          <w:sz w:val="24"/>
+          <w:szCs w:val="24"/>
+          <w:rtl/>
+        </w:rPr>
+        <w:t>כדי למזער את שגיאות ההערכה בעולם האמיתי</w:t>
+      </w:r>
+      <w:r>
+        <w:rPr>
+          <w:rFonts w:ascii="Arial" w:hAnsi="Arial" w:cs="Arial"/>
+          <w:color w:val="000000" w:themeColor="text1"/>
+          <w:sz w:val="24"/>
+          <w:szCs w:val="24"/>
+          <w:lang w:val="en-IL"/>
+        </w:rPr>
+        <w:t>.</w:t>
+      </w:r>
+    </w:p>
+    <w:p>
+      <w:pPr>
+        <w:numPr>
+          <w:ilvl w:val="0"/>
+          <w:numId w:val="4"/>
+        </w:numPr>
+        <w:jc w:val="both"/>
+        <w:rPr>
+          <w:rFonts w:ascii="Arial" w:hAnsi="Arial" w:cs="Arial"/>
+          <w:color w:val="000000" w:themeColor="text1"/>
+          <w:sz w:val="24"/>
+          <w:szCs w:val="24"/>
+          <w:lang w:val="en-IL"/>
+        </w:rPr>
+      </w:pPr>
+      <w:r>
+        <w:rPr>
+          <w:rFonts w:ascii="Arial" w:hAnsi="Arial" w:cs="Arial"/>
+          <w:b/>
+          <w:bCs/>
+          <w:color w:val="000000" w:themeColor="text1"/>
+          <w:sz w:val="24"/>
+          <w:szCs w:val="24"/>
+          <w:rtl/>
+        </w:rPr>
+        <w:t>אינטגרציה והערכת ביצועים</w:t>
+      </w:r>
+    </w:p>
+    <w:p>
+      <w:pPr>
+        <w:numPr>
+          <w:ilvl w:val="1"/>
+          <w:numId w:val="4"/>
+        </w:numPr>
+        <w:jc w:val="both"/>
+        <w:rPr>
+          <w:rFonts w:ascii="Arial" w:hAnsi="Arial" w:cs="Arial"/>
+          <w:color w:val="000000" w:themeColor="text1"/>
+          <w:sz w:val="24"/>
+          <w:szCs w:val="24"/>
+          <w:lang w:val="en-IL"/>
+        </w:rPr>
+      </w:pPr>
+      <w:r>
+        <w:rPr>
+          <w:rFonts w:ascii="Arial" w:hAnsi="Arial" w:cs="Arial"/>
+          <w:color w:val="000000" w:themeColor="text1"/>
+          <w:sz w:val="24"/>
+          <w:szCs w:val="24"/>
+          <w:rtl/>
+        </w:rPr>
+        <w:t>שילוב מלא של רכיבי המערכת (זיהוי האובייקט והערכת העומק) לכדי פייפליין עובד אחד</w:t>
+      </w:r>
+      <w:r>
+        <w:rPr>
+          <w:rFonts w:ascii="Arial" w:hAnsi="Arial" w:cs="Arial"/>
+          <w:color w:val="000000" w:themeColor="text1"/>
+          <w:sz w:val="24"/>
+          <w:szCs w:val="24"/>
+          <w:lang w:val="en-IL"/>
+        </w:rPr>
+        <w:t>.</w:t>
+      </w:r>
+    </w:p>
+    <w:p>
+      <w:pPr>
+        <w:numPr>
+          <w:ilvl w:val="1"/>
+          <w:numId w:val="4"/>
+        </w:numPr>
+        <w:jc w:val="both"/>
+        <w:rPr>
+          <w:rFonts w:ascii="Arial" w:hAnsi="Arial" w:cs="Arial"/>
+          <w:color w:val="000000" w:themeColor="text1"/>
+          <w:sz w:val="24"/>
+          <w:szCs w:val="24"/>
+          <w:lang w:val="en-IL"/>
+        </w:rPr>
+      </w:pPr>
+      <w:r>
+        <w:rPr>
+          <w:rFonts w:ascii="Arial" w:hAnsi="Arial" w:cs="Arial"/>
+          <w:color w:val="000000" w:themeColor="text1"/>
+          <w:sz w:val="24"/>
+          <w:szCs w:val="24"/>
+          <w:rtl/>
+        </w:rPr>
+        <w:t>מדידת ביצועי המערכת מול מדדי שגיאה כגון שגיאה יחסית</w:t>
+      </w:r>
+      <w:r>
+        <w:rPr>
+          <w:rFonts w:ascii="Arial" w:hAnsi="Arial" w:cs="Arial"/>
+          <w:color w:val="000000" w:themeColor="text1"/>
+          <w:sz w:val="24"/>
+          <w:szCs w:val="24"/>
+          <w:lang w:val="en-IL"/>
+        </w:rPr>
+        <w:t xml:space="preserve"> (Relative Error) </w:t>
+      </w:r>
+      <w:r>
+        <w:rPr>
+          <w:rFonts w:ascii="Arial" w:hAnsi="Arial" w:cs="Arial"/>
+          <w:color w:val="000000" w:themeColor="text1"/>
+          <w:sz w:val="24"/>
+          <w:szCs w:val="24"/>
+          <w:rtl/>
+        </w:rPr>
+        <w:t>ושגיאה מוחלטת</w:t>
+      </w:r>
+      <w:r>
+        <w:rPr>
+          <w:rFonts w:ascii="Arial" w:hAnsi="Arial" w:cs="Arial"/>
+          <w:color w:val="000000" w:themeColor="text1"/>
+          <w:sz w:val="24"/>
+          <w:szCs w:val="24"/>
+          <w:lang w:val="en-IL"/>
+        </w:rPr>
+        <w:t xml:space="preserve"> (MAE) </w:t>
+      </w:r>
+      <w:r>
+        <w:rPr>
+          <w:rFonts w:ascii="Arial" w:hAnsi="Arial" w:cs="Arial"/>
+          <w:color w:val="000000" w:themeColor="text1"/>
+          <w:sz w:val="24"/>
+          <w:szCs w:val="24"/>
+          <w:rtl/>
+        </w:rPr>
+        <w:t>בטווחי המרחק השונים</w:t>
+      </w:r>
+      <w:r>
+        <w:rPr>
+          <w:rFonts w:ascii="Arial" w:hAnsi="Arial" w:cs="Arial"/>
+          <w:color w:val="000000" w:themeColor="text1"/>
+          <w:sz w:val="24"/>
+          <w:szCs w:val="24"/>
+          <w:lang w:val="en-IL"/>
+        </w:rPr>
+        <w:t>.</w:t>
+      </w:r>
+    </w:p>
+    <w:p>
+      <w:pPr>
+        <w:numPr>
+          <w:ilvl w:val="0"/>
+          <w:numId w:val="4"/>
+        </w:numPr>
+        <w:jc w:val="both"/>
+        <w:rPr>
+          <w:rFonts w:ascii="Arial" w:hAnsi="Arial" w:cs="Arial"/>
+          <w:color w:val="000000" w:themeColor="text1"/>
+          <w:sz w:val="24"/>
+          <w:szCs w:val="24"/>
+          <w:lang w:val="en-IL"/>
+        </w:rPr>
+      </w:pPr>
+      <w:r>
+        <w:rPr>
+          <w:rFonts w:ascii="Arial" w:hAnsi="Arial" w:cs="Arial"/>
+          <w:b/>
+          <w:bCs/>
+          <w:color w:val="000000" w:themeColor="text1"/>
+          <w:sz w:val="24"/>
+          <w:szCs w:val="24"/>
+          <w:rtl/>
+        </w:rPr>
+        <w:t>כתיבת דוח סופי והכנה להצגה</w:t>
+      </w:r>
+    </w:p>
+    <w:p>
+      <w:pPr>
+        <w:numPr>
+          <w:ilvl w:val="1"/>
+          <w:numId w:val="4"/>
+        </w:numPr>
+        <w:jc w:val="both"/>
+        <w:rPr>
+          <w:rFonts w:ascii="Arial" w:hAnsi="Arial" w:cs="Arial"/>
+          <w:color w:val="000000" w:themeColor="text1"/>
+          <w:sz w:val="24"/>
+          <w:szCs w:val="24"/>
+          <w:lang w:val="en-IL"/>
+        </w:rPr>
+      </w:pPr>
+      <w:r>
+        <w:rPr>
+          <w:rFonts w:ascii="Arial" w:hAnsi="Arial" w:cs="Arial"/>
+          <w:color w:val="000000" w:themeColor="text1"/>
+          <w:sz w:val="24"/>
+          <w:szCs w:val="24"/>
+          <w:rtl/>
+        </w:rPr>
+        <w:t>תיעוד התוצאות הסופיות, ניתוח שגיאות והסקת מסקנות</w:t>
+      </w:r>
+      <w:r>
+        <w:rPr>
+          <w:rFonts w:ascii="Arial" w:hAnsi="Arial" w:cs="Arial"/>
+          <w:color w:val="000000" w:themeColor="text1"/>
+          <w:sz w:val="24"/>
+          <w:szCs w:val="24"/>
+          <w:lang w:val="en-IL"/>
+        </w:rPr>
+        <w:t>.</w:t>
+      </w:r>
+    </w:p>
+    <w:p>
+      <w:pPr>
+        <w:numPr>
+          <w:ilvl w:val="1"/>
+          <w:numId w:val="4"/>
+        </w:numPr>
+        <w:jc w:val="both"/>
+        <w:rPr>
+          <w:rFonts w:ascii="Arial" w:hAnsi="Arial" w:cs="Arial"/>
+          <w:color w:val="000000" w:themeColor="text1"/>
+          <w:sz w:val="24"/>
+          <w:szCs w:val="24"/>
+          <w:lang w:val="en-IL"/>
+        </w:rPr>
+      </w:pPr>
+      <w:r>
+        <w:rPr>
+          <w:rFonts w:ascii="Arial" w:hAnsi="Arial" w:cs="Arial"/>
+          <w:color w:val="000000" w:themeColor="text1"/>
+          <w:sz w:val="24"/>
+          <w:szCs w:val="24"/>
+          <w:rtl/>
+        </w:rPr>
+        <w:t>השלמת כתיבת הדוח המסכם והכנת מצגת ודמו</w:t>
+      </w:r>
+      <w:r>
+        <w:rPr>
+          <w:rFonts w:ascii="Arial" w:hAnsi="Arial" w:cs="Arial"/>
+          <w:color w:val="000000" w:themeColor="text1"/>
+          <w:sz w:val="24"/>
+          <w:szCs w:val="24"/>
+          <w:lang w:val="en-IL"/>
+        </w:rPr>
+        <w:t xml:space="preserve"> (Demo) </w:t>
+      </w:r>
+      <w:r>
+        <w:rPr>
+          <w:rFonts w:ascii="Arial" w:hAnsi="Arial" w:cs="Arial"/>
+          <w:color w:val="000000" w:themeColor="text1"/>
+          <w:sz w:val="24"/>
+          <w:szCs w:val="24"/>
+          <w:rtl/>
+        </w:rPr>
+        <w:t>להגנה על פרויקט הגמר</w:t>
+      </w:r>
+      <w:r>
+        <w:rPr>
+          <w:rFonts w:ascii="Arial" w:hAnsi="Arial" w:cs="Arial"/>
+          <w:color w:val="000000" w:themeColor="text1"/>
+          <w:sz w:val="24"/>
+          <w:szCs w:val="24"/>
+          <w:lang w:val="en-IL"/>
+        </w:rPr>
+        <w:t>.</w:t>
+      </w:r>
+    </w:p>
+    <w:p>
+      <w:pPr>
+        <w:jc w:val="both"/>
+        <w:rPr>
+          <w:rFonts w:ascii="Arial" w:hAnsi="Arial" w:cs="Arial"/>
+          <w:color w:val="000000" w:themeColor="text1"/>
+          <w:sz w:val="24"/>
+          <w:szCs w:val="24"/>
           <w:rtl/>
         </w:rPr>
       </w:pPr>
@@ -6604,6 +7715,123 @@
     </w:lvl>
   </w:abstractNum>
   <w:abstractNum w:abstractNumId="1" w15:restartNumberingAfterBreak="0">
+    <w:nsid w:val="59D879F1"/>
+    <w:multiLevelType w:val="multilevel"/>
+    <w:tmpl w:val="ADAAC000"/>
+    <w:lvl w:ilvl="0">
+      <w:start w:val="1"/>
+      <w:numFmt w:val="decimal"/>
+      <w:lvlText w:val="%1."/>
+      <w:lvlJc w:val="left"/>
+      <w:pPr>
+        <w:tabs>
+          <w:tab w:val="num" w:pos="720"/>
+        </w:tabs>
+        <w:ind w:left="720" w:hanging="360"/>
+      </w:pPr>
+    </w:lvl>
+    <w:lvl w:ilvl="1">
+      <w:start w:val="1"/>
+      <w:numFmt w:val="bullet"/>
+      <w:lvlText w:val="o"/>
+      <w:lvlJc w:val="left"/>
+      <w:pPr>
+        <w:tabs>
+          <w:tab w:val="num" w:pos="1440"/>
+        </w:tabs>
+        <w:ind w:left="1440" w:hanging="360"/>
+      </w:pPr>
+      <w:rPr>
+        <w:rFonts w:ascii="Courier New" w:hAnsi="Courier New" w:hint="default"/>
+        <w:sz w:val="20"/>
+      </w:rPr>
+    </w:lvl>
+    <w:lvl w:ilvl="2" w:tentative="1">
+      <w:start w:val="1"/>
+      <w:numFmt w:val="decimal"/>
+      <w:lvlText w:val="%3."/>
+      <w:lvlJc w:val="left"/>
+      <w:pPr>
+        <w:tabs>
+          <w:tab w:val="num" w:pos="2160"/>
+        </w:tabs>
+        <w:ind w:left="2160" w:hanging="360"/>
+      </w:pPr>
+    </w:lvl>
+    <w:lvl w:ilvl="3" w:tentative="1">
+      <w:start w:val="1"/>
+      <w:numFmt w:val="decimal"/>
+      <w:lvlText w:val="%4."/>
+      <w:lvlJc w:val="left"/>
+      <w:pPr>
+        <w:tabs>
+          <w:tab w:val="num" w:pos="2880"/>
+        </w:tabs>
+        <w:ind w:left="2880" w:hanging="360"/>
+      </w:pPr>
+    </w:lvl>
+    <w:lvl w:ilvl="4" w:tentative="1">
+      <w:start w:val="1"/>
+      <w:numFmt w:val="decimal"/>
+      <w:lvlText w:val="%5."/>
+      <w:lvlJc w:val="left"/>
+      <w:pPr>
+        <w:tabs>
+          <w:tab w:val="num" w:pos="3600"/>
+        </w:tabs>
+        <w:ind w:left="3600" w:hanging="360"/>
+      </w:pPr>
+    </w:lvl>
+    <w:lvl w:ilvl="5" w:tentative="1">
+      <w:start w:val="1"/>
+      <w:numFmt w:val="decimal"/>
+      <w:lvlText w:val="%6."/>
+      <w:lvlJc w:val="left"/>
+      <w:pPr>
+        <w:tabs>
+          <w:tab w:val="num" w:pos="4320"/>
+        </w:tabs>
+        <w:ind w:left="4320" w:hanging="360"/>
+      </w:pPr>
+    </w:lvl>
+    <w:lvl w:ilvl="6" w:tentative="1">
+      <w:start w:val="1"/>
+      <w:numFmt w:val="decimal"/>
+      <w:lvlText w:val="%7."/>
+      <w:lvlJc w:val="left"/>
+      <w:pPr>
+        <w:tabs>
+          <w:tab w:val="num" w:pos="5040"/>
+        </w:tabs>
+        <w:ind w:left="5040" w:hanging="360"/>
+      </w:pPr>
+    </w:lvl>
+    <w:lvl w:ilvl="7" w:tentative="1">
+      <w:start w:val="1"/>
+      <w:numFmt w:val="decimal"/>
+      <w:lvlText w:val="%8."/>
+      <w:lvlJc w:val="left"/>
+      <w:pPr>
+        <w:tabs>
+          <w:tab w:val="num" w:pos="5760"/>
+        </w:tabs>
+        <w:ind w:left="5760" w:hanging="360"/>
+      </w:pPr>
+    </w:lvl>
+    <w:lvl w:ilvl="8" w:tentative="1">
+      <w:start w:val="1"/>
+      <w:numFmt w:val="decimal"/>
+      <w:lvlText w:val="%9."/>
+      <w:lvlJc w:val="left"/>
+      <w:pPr>
+        <w:tabs>
+          <w:tab w:val="num" w:pos="6480"/>
+        </w:tabs>
+        <w:ind w:left="6480" w:hanging="360"/>
+      </w:pPr>
+    </w:lvl>
+  </w:abstractNum>
+  <w:abstractNum w:abstractNumId="2" w15:restartNumberingAfterBreak="0">
     <w:nsid w:val="63405BEA"/>
     <w:multiLevelType w:val="hybridMultilevel"/>
     <w:tmpl w:val="6BA4E4F8"/>
@@ -6715,7 +7943,7 @@
       </w:rPr>
     </w:lvl>
   </w:abstractNum>
-  <w:abstractNum w:abstractNumId="2" w15:restartNumberingAfterBreak="0">
+  <w:abstractNum w:abstractNumId="3" w15:restartNumberingAfterBreak="0">
     <w:nsid w:val="6D593661"/>
     <w:multiLevelType w:val="hybridMultilevel"/>
     <w:tmpl w:val="ACAA724C"/>
@@ -6805,13 +8033,16 @@
     </w:lvl>
   </w:abstractNum>
   <w:num w:numId="1" w16cid:durableId="229734867">
-    <w:abstractNumId w:val="1"/>
+    <w:abstractNumId w:val="2"/>
   </w:num>
   <w:num w:numId="2" w16cid:durableId="1975981005">
-    <w:abstractNumId w:val="2"/>
+    <w:abstractNumId w:val="3"/>
   </w:num>
   <w:num w:numId="3" w16cid:durableId="804933848">
     <w:abstractNumId w:val="0"/>
+  </w:num>
+  <w:num w:numId="4" w16cid:durableId="1038049336">
+    <w:abstractNumId w:val="1"/>
   </w:num>
 </w:numbering>
 </file>
@@ -7420,7 +8651,6 @@
   <w:style w:type="character" w:default="1" w:styleId="DefaultParagraphFont">
     <w:name w:val="Default Paragraph Font"/>
     <w:uiPriority w:val="1"/>
-    <w:semiHidden/>
     <w:unhideWhenUsed/>
   </w:style>
   <w:style w:type="table" w:default="1" w:styleId="TableNormal">
